--- a/00-首页/题组Word/专项卷/二分册/专项卷IX-教师版.docx
+++ b/00-首页/题组Word/专项卷/二分册/专项卷IX-教师版.docx
@@ -2561,15 +2561,22 @@
         <w:rPr>
           <w:rFonts w:hint="eastAsia" w:ascii="Times New Roman" w:hAnsi="Times New Roman" w:eastAsia="Times New Roman" w:cs="Times New Roman"/>
         </w:rPr>
-        <w:t>（H</w:t>
-      </w:r>
-      <w:r>
-        <w:rPr>
-          <w:rFonts w:hint="eastAsia" w:ascii="Times New Roman" w:hAnsi="Times New Roman" w:eastAsia="Times New Roman" w:cs="Times New Roman"/>
-          <w:vertAlign w:val="subscript"/>
-        </w:rPr>
-        <w:t>2</w:t>
-      </w:r>
+        <w:t>（</w:t>
+      </w:r>
+      <m:oMath>
+        <m:sSub>
+          <m:e>
+            <m:r>
+              <m:t>H</m:t>
+            </m:r>
+          </m:e>
+          <m:sub>
+            <m:r>
+              <m:t>2</m:t>
+            </m:r>
+          </m:sub>
+        </m:sSub>
+      </m:oMath>
       <w:r>
         <w:rPr>
           <w:rFonts w:hint="eastAsia" w:ascii="Times New Roman" w:hAnsi="Times New Roman" w:eastAsia="Times New Roman" w:cs="Times New Roman"/>
@@ -2586,15 +2593,25 @@
         <w:rPr>
           <w:rFonts w:hint="eastAsia" w:ascii="Times New Roman" w:hAnsi="Times New Roman" w:eastAsia="Times New Roman" w:cs="Times New Roman"/>
         </w:rPr>
-        <w:t>（CH</w:t>
-      </w:r>
-      <w:r>
-        <w:rPr>
-          <w:rFonts w:hint="eastAsia" w:ascii="Times New Roman" w:hAnsi="Times New Roman" w:eastAsia="Times New Roman" w:cs="Times New Roman"/>
-          <w:vertAlign w:val="subscript"/>
-        </w:rPr>
-        <w:t>4</w:t>
-      </w:r>
+        <w:t>（</w:t>
+      </w:r>
+      <m:oMath>
+        <m:r>
+          <m:t>C</m:t>
+        </m:r>
+        <m:sSub>
+          <m:e>
+            <m:r>
+              <m:t>H</m:t>
+            </m:r>
+          </m:e>
+          <m:sub>
+            <m:r>
+              <m:t>4</m:t>
+            </m:r>
+          </m:sub>
+        </m:sSub>
+      </m:oMath>
       <w:r>
         <w:rPr>
           <w:rFonts w:hint="eastAsia" w:ascii="Times New Roman" w:hAnsi="Times New Roman" w:eastAsia="Times New Roman" w:cs="Times New Roman"/>
@@ -2669,15 +2686,22 @@
         <w:rPr>
           <w:rFonts w:hint="eastAsia" w:ascii="Times New Roman" w:hAnsi="Times New Roman" w:eastAsia="Times New Roman" w:cs="Times New Roman"/>
         </w:rPr>
-        <w:t>（O</w:t>
-      </w:r>
-      <w:r>
-        <w:rPr>
-          <w:rFonts w:hint="eastAsia" w:ascii="Times New Roman" w:hAnsi="Times New Roman" w:eastAsia="Times New Roman" w:cs="Times New Roman"/>
-          <w:vertAlign w:val="subscript"/>
-        </w:rPr>
-        <w:t>2</w:t>
-      </w:r>
+        <w:t>（</w:t>
+      </w:r>
+      <m:oMath>
+        <m:sSub>
+          <m:e>
+            <m:r>
+              <m:t>O</m:t>
+            </m:r>
+          </m:e>
+          <m:sub>
+            <m:r>
+              <m:t>2</m:t>
+            </m:r>
+          </m:sub>
+        </m:sSub>
+      </m:oMath>
       <w:r>
         <w:rPr>
           <w:rFonts w:hint="eastAsia" w:ascii="Times New Roman" w:hAnsi="Times New Roman" w:eastAsia="Times New Roman" w:cs="Times New Roman"/>
@@ -3513,15 +3537,22 @@
         <w:rPr>
           <w:rFonts w:ascii="Times New Roman" w:hAnsi="Times New Roman" w:eastAsia="Times New Roman" w:cs="Times New Roman"/>
         </w:rPr>
-        <w:t xml:space="preserve"> H</w:t>
-      </w:r>
-      <w:r>
-        <w:rPr>
-          <w:rFonts w:ascii="Times New Roman" w:hAnsi="Times New Roman" w:eastAsia="Times New Roman" w:cs="Times New Roman"/>
-          <w:vertAlign w:val="subscript"/>
-        </w:rPr>
-        <w:t>2</w:t>
-      </w:r>
+        <w:t xml:space="preserve"> </w:t>
+      </w:r>
+      <m:oMath>
+        <m:sSub>
+          <m:e>
+            <m:r>
+              <m:t>H</m:t>
+            </m:r>
+          </m:e>
+          <m:sub>
+            <m:r>
+              <m:t>2</m:t>
+            </m:r>
+          </m:sub>
+        </m:sSub>
+      </m:oMath>
       <w:r>
         <w:rPr>
           <w:rFonts w:ascii="Times New Roman" w:hAnsi="Times New Roman" w:eastAsia="Times New Roman" w:cs="Times New Roman"/>
@@ -4658,15 +4689,31 @@
         <w:rPr>
           <w:rFonts w:ascii="Times New Roman" w:hAnsi="Times New Roman" w:eastAsia="Times New Roman" w:cs="Times New Roman"/>
         </w:rPr>
-        <w:t xml:space="preserve"> CaCO</w:t>
-      </w:r>
-      <w:r>
-        <w:rPr>
-          <w:rFonts w:ascii="Times New Roman" w:hAnsi="Times New Roman" w:eastAsia="Times New Roman" w:cs="Times New Roman"/>
-          <w:vertAlign w:val="subscript"/>
-        </w:rPr>
-        <w:t>3</w:t>
-      </w:r>
+        <w:t xml:space="preserve"> </w:t>
+      </w:r>
+      <m:oMath>
+        <m:r>
+          <m:t>C</m:t>
+        </m:r>
+        <m:r>
+          <m:t>a</m:t>
+        </m:r>
+        <m:r>
+          <m:t>C</m:t>
+        </m:r>
+        <m:sSub>
+          <m:e>
+            <m:r>
+              <m:t>O</m:t>
+            </m:r>
+          </m:e>
+          <m:sub>
+            <m:r>
+              <m:t>3</m:t>
+            </m:r>
+          </m:sub>
+        </m:sSub>
+      </m:oMath>
       <w:r>
         <w:rPr>
           <w:rFonts w:ascii="Times New Roman" w:hAnsi="Times New Roman" w:eastAsia="Times New Roman" w:cs="Times New Roman"/>
@@ -4683,15 +4730,25 @@
         <w:rPr>
           <w:rFonts w:ascii="Times New Roman" w:hAnsi="Times New Roman" w:eastAsia="Times New Roman" w:cs="Times New Roman"/>
         </w:rPr>
-        <w:t xml:space="preserve"> CO</w:t>
-      </w:r>
-      <w:r>
-        <w:rPr>
-          <w:rFonts w:ascii="Times New Roman" w:hAnsi="Times New Roman" w:eastAsia="Times New Roman" w:cs="Times New Roman"/>
-          <w:vertAlign w:val="subscript"/>
-        </w:rPr>
-        <w:t>2</w:t>
-      </w:r>
+        <w:t xml:space="preserve"> </w:t>
+      </w:r>
+      <m:oMath>
+        <m:r>
+          <m:t>C</m:t>
+        </m:r>
+        <m:sSub>
+          <m:e>
+            <m:r>
+              <m:t>O</m:t>
+            </m:r>
+          </m:e>
+          <m:sub>
+            <m:r>
+              <m:t>2</m:t>
+            </m:r>
+          </m:sub>
+        </m:sSub>
+      </m:oMath>
       <w:r>
         <w:rPr>
           <w:rFonts w:ascii="Times New Roman" w:hAnsi="Times New Roman" w:eastAsia="Times New Roman" w:cs="Times New Roman"/>
@@ -4720,15 +4777,25 @@
         <w:rPr>
           <w:rFonts w:ascii="Times New Roman" w:hAnsi="Times New Roman" w:eastAsia="Times New Roman" w:cs="Times New Roman"/>
         </w:rPr>
-        <w:t xml:space="preserve"> CO</w:t>
-      </w:r>
-      <w:r>
-        <w:rPr>
-          <w:rFonts w:ascii="Times New Roman" w:hAnsi="Times New Roman" w:eastAsia="Times New Roman" w:cs="Times New Roman"/>
-          <w:vertAlign w:val="subscript"/>
-        </w:rPr>
-        <w:t>2</w:t>
-      </w:r>
+        <w:t xml:space="preserve"> </w:t>
+      </w:r>
+      <m:oMath>
+        <m:r>
+          <m:t>C</m:t>
+        </m:r>
+        <m:sSub>
+          <m:e>
+            <m:r>
+              <m:t>O</m:t>
+            </m:r>
+          </m:e>
+          <m:sub>
+            <m:r>
+              <m:t>2</m:t>
+            </m:r>
+          </m:sub>
+        </m:sSub>
+      </m:oMath>
       <w:r>
         <w:rPr>
           <w:rFonts w:ascii="Times New Roman" w:hAnsi="Times New Roman" w:eastAsia="Times New Roman" w:cs="Times New Roman"/>
@@ -4914,15 +4981,31 @@
         <w:rPr>
           <w:rFonts w:ascii="Times New Roman" w:hAnsi="Times New Roman" w:eastAsia="Times New Roman" w:cs="Times New Roman"/>
         </w:rPr>
-        <w:t xml:space="preserve"> Ca</w:t>
-      </w:r>
-      <w:r>
-        <w:rPr>
-          <w:rFonts w:ascii="Times New Roman" w:hAnsi="Times New Roman" w:eastAsia="Times New Roman" w:cs="Times New Roman"/>
-          <w:vertAlign w:val="superscript"/>
-        </w:rPr>
-        <w:t>2+</w:t>
-      </w:r>
+        <w:t xml:space="preserve"> </w:t>
+      </w:r>
+      <m:oMath>
+        <m:r>
+          <m:t>C</m:t>
+        </m:r>
+        <m:sSup>
+          <m:e>
+            <m:r>
+              <m:t>a</m:t>
+            </m:r>
+          </m:e>
+          <m:sup>
+            <m:r>
+              <m:t>2</m:t>
+            </m:r>
+            <m:r>
+              <m:rPr>
+                <m:sty m:val="p"/>
+              </m:rPr>
+              <m:t>+</m:t>
+            </m:r>
+          </m:sup>
+        </m:sSup>
+      </m:oMath>
       <w:r>
         <w:rPr>
           <w:rFonts w:ascii="Times New Roman" w:hAnsi="Times New Roman" w:eastAsia="Times New Roman" w:cs="Times New Roman"/>
@@ -4950,15 +5033,31 @@
         <w:rPr>
           <w:rFonts w:hint="eastAsia" w:ascii="Times New Roman" w:hAnsi="Times New Roman" w:eastAsia="Times New Roman" w:cs="Times New Roman"/>
         </w:rPr>
-        <w:t>（CaCO</w:t>
-      </w:r>
-      <w:r>
-        <w:rPr>
-          <w:rFonts w:hint="eastAsia" w:ascii="Times New Roman" w:hAnsi="Times New Roman" w:eastAsia="Times New Roman" w:cs="Times New Roman"/>
-          <w:vertAlign w:val="subscript"/>
-        </w:rPr>
-        <w:t>3</w:t>
-      </w:r>
+        <w:t xml:space="preserve">（</w:t>
+      </w:r>
+      <m:oMath>
+        <m:r>
+          <m:t>C</m:t>
+        </m:r>
+        <m:r>
+          <m:t>a</m:t>
+        </m:r>
+        <m:r>
+          <m:t>C</m:t>
+        </m:r>
+        <m:sSub>
+          <m:e>
+            <m:r>
+              <m:t>O</m:t>
+            </m:r>
+          </m:e>
+          <m:sub>
+            <m:r>
+              <m:t>3</m:t>
+            </m:r>
+          </m:sub>
+        </m:sSub>
+      </m:oMath>
       <w:r>
         <w:rPr>
           <w:rFonts w:ascii="Times New Roman" w:hAnsi="Times New Roman" w:eastAsia="Times New Roman" w:cs="Times New Roman"/>
@@ -19941,7 +20040,7 @@
     <ns0:name ns0:val="Verbatim Char"/>
     <ns0:basedOn ns0:val="BodyTextChar"/>
     <ns0:rPr>
-      <ns0:rFonts ns0:ascii="Times New Roman" ns0:cs="Times New Roman" ns0:eastAsia="FangSong" ns0:hAnsi="Times New Roman"/>
+      <ns0:rFonts ns0:ascii="SimSun" ns0:cs="SimSun" ns0:eastAsia="SimSun" ns0:hAnsi="SimSun"/>
       <ns0:b ns0:val="0"/>
       <ns0:sz ns0:val="20"/>
     </ns0:rPr>
@@ -20003,7 +20102,7 @@
       <w:wordWrap w:val="off"/>
     </w:pPr>
     <ns0:rPr>
-      <w:rFonts ns0:ascii="Times New Roman" ns0:hAnsi="Times New Roman" ns0:eastAsia="FangSong" ns0:cs="Times New Roman"/>
+      <w:rFonts ns0:ascii="SimSun" ns0:hAnsi="SimSun" ns0:eastAsia="SimSun" ns0:cs="SimSun"/>
     </ns0:rPr>
   </w:style>
   <w:style w:type="character" w:customStyle="1" w:styleId="KeywordTok">

--- a/00-首页/题组Word/专项卷/二分册/专项卷IX-教师版.docx
+++ b/00-首页/题组Word/专项卷/二分册/专项卷IX-教师版.docx
@@ -2924,7 +2924,7 @@
         </w:rPr>
         <w:drawing>
           <wp:inline>
-            <wp:extent cx="3240000" cy="3450887"/>
+            <wp:extent cx="3240000" cy="3421078"/>
             <wp:effectExtent b="0" l="0" r="0" t="0"/>
             <wp:docPr descr="" title="" id="17" name="Picture"/>
             <a:graphic>
@@ -2945,7 +2945,7 @@
                   <pic:spPr bwMode="auto">
                     <a:xfrm>
                       <a:off x="0" y="0"/>
-                      <a:ext cx="3240000" cy="3450887"/>
+                      <a:ext cx="3240000" cy="3421078"/>
                     </a:xfrm>
                     <a:prstGeom prst="rect">
                       <a:avLst/>
@@ -5815,10 +5815,6 @@
     <w:p>
       <w:pPr>
         <w:pStyle w:val="Compact"/>
-        <w:numPr>
-          <w:ilvl w:val="0"/>
-          <w:numId w:val="1005"/>
-        </w:numPr>
       </w:pPr>
       <m:oMath>
         <m:oMathPr>
@@ -7136,7 +7132,7 @@
         </w:rPr>
         <w:drawing>
           <wp:inline>
-            <wp:extent cx="3240000" cy="3380869"/>
+            <wp:extent cx="3185819" cy="3380869"/>
             <wp:effectExtent b="0" l="0" r="0" t="0"/>
             <wp:docPr descr="" title="" id="32" name="Picture"/>
             <a:graphic>
@@ -7157,7 +7153,7 @@
                   <pic:spPr bwMode="auto">
                     <a:xfrm>
                       <a:off x="0" y="0"/>
-                      <a:ext cx="3240000" cy="3380869"/>
+                      <a:ext cx="3185819" cy="3380869"/>
                     </a:xfrm>
                     <a:prstGeom prst="rect">
                       <a:avLst/>
@@ -7379,7 +7375,7 @@
         </w:rPr>
         <w:drawing>
           <wp:inline>
-            <wp:extent cx="3240000" cy="3358405"/>
+            <wp:extent cx="3240000" cy="3315349"/>
             <wp:effectExtent b="0" l="0" r="0" t="0"/>
             <wp:docPr descr="" title="" id="41" name="Picture"/>
             <a:graphic>
@@ -7400,7 +7396,7 @@
                   <pic:spPr bwMode="auto">
                     <a:xfrm>
                       <a:off x="0" y="0"/>
-                      <a:ext cx="3240000" cy="3358405"/>
+                      <a:ext cx="3240000" cy="3315349"/>
                     </a:xfrm>
                     <a:prstGeom prst="rect">
                       <a:avLst/>
@@ -8062,7 +8058,7 @@
         </w:rPr>
         <w:drawing>
           <wp:inline>
-            <wp:extent cx="2298700" cy="2692400"/>
+            <wp:extent cx="2298700" cy="2688310"/>
             <wp:effectExtent b="0" l="0" r="0" t="0"/>
             <wp:docPr descr="" title="" id="47" name="Picture"/>
             <a:graphic>
@@ -8083,7 +8079,7 @@
                   <pic:spPr bwMode="auto">
                     <a:xfrm>
                       <a:off x="0" y="0"/>
-                      <a:ext cx="2298700" cy="2692400"/>
+                      <a:ext cx="2298700" cy="2688310"/>
                     </a:xfrm>
                     <a:prstGeom prst="rect">
                       <a:avLst/>
@@ -8376,7 +8372,7 @@
         </w:rPr>
         <w:drawing>
           <wp:inline>
-            <wp:extent cx="3009900" cy="2336800"/>
+            <wp:extent cx="3009900" cy="2270179"/>
             <wp:effectExtent b="0" l="0" r="0" t="0"/>
             <wp:docPr descr="" title="" id="54" name="Picture"/>
             <a:graphic>
@@ -8397,7 +8393,7 @@
                   <pic:spPr bwMode="auto">
                     <a:xfrm>
                       <a:off x="0" y="0"/>
-                      <a:ext cx="3009900" cy="2336800"/>
+                      <a:ext cx="3009900" cy="2270179"/>
                     </a:xfrm>
                     <a:prstGeom prst="rect">
                       <a:avLst/>
@@ -8439,7 +8435,7 @@
         </w:rPr>
         <w:drawing>
           <wp:inline>
-            <wp:extent cx="3600000" cy="2198657"/>
+            <wp:extent cx="3600000" cy="2152703"/>
             <wp:effectExtent b="0" l="0" r="0" t="0"/>
             <wp:docPr descr="" title="" id="57" name="Picture"/>
             <a:graphic>
@@ -8460,7 +8456,7 @@
                   <pic:spPr bwMode="auto">
                     <a:xfrm>
                       <a:off x="0" y="0"/>
-                      <a:ext cx="3600000" cy="2198657"/>
+                      <a:ext cx="3600000" cy="2152703"/>
                     </a:xfrm>
                     <a:prstGeom prst="rect">
                       <a:avLst/>
@@ -8482,6 +8478,8 @@
     <w:p>
       <w:pPr>
         <w:pStyle w:val="BodyText"/>
+        <w:ind w:left="480" w:hanging="480"/>
+        <w:spacing w:after="0"/>
       </w:pPr>
       <w:r>
         <w:rPr>
@@ -8501,6 +8499,13 @@
         </w:rPr>
         <w:t xml:space="preserve"> </w:t>
       </w:r>
+    </w:p>
+    <w:p>
+      <w:pPr>
+        <w:pStyle w:val="BodyText"/>
+        <w:ind w:left="480" w:hanging="480"/>
+        <w:spacing w:before="0" w:after="0"/>
+      </w:pPr>
       <w:r>
         <w:rPr>
           <w:rFonts w:ascii="Times New Roman" w:hAnsi="Times New Roman" w:eastAsia="Times New Roman" w:cs="Times New Roman"/>
@@ -8571,6 +8576,13 @@
         </w:rPr>
         <w:t xml:space="preserve"> </w:t>
       </w:r>
+    </w:p>
+    <w:p>
+      <w:pPr>
+        <w:pStyle w:val="BodyText"/>
+        <w:ind w:left="480" w:hanging="480"/>
+        <w:spacing w:before="0" w:after="0"/>
+      </w:pPr>
       <w:r>
         <w:rPr>
           <w:rFonts w:ascii="Times New Roman" w:hAnsi="Times New Roman" w:eastAsia="Times New Roman" w:cs="Times New Roman"/>
@@ -8589,6 +8601,13 @@
         </w:rPr>
         <w:t xml:space="preserve"> </w:t>
       </w:r>
+    </w:p>
+    <w:p>
+      <w:pPr>
+        <w:pStyle w:val="BodyText"/>
+        <w:ind w:left="480" w:hanging="480"/>
+        <w:spacing w:before="0" w:after="180"/>
+      </w:pPr>
       <w:r>
         <w:rPr>
           <w:rFonts w:ascii="Times New Roman" w:hAnsi="Times New Roman" w:eastAsia="Times New Roman" w:cs="Times New Roman"/>
@@ -10385,7 +10404,7 @@
         </w:rPr>
         <w:drawing>
           <wp:inline>
-            <wp:extent cx="3600000" cy="1147651"/>
+            <wp:extent cx="3563758" cy="1147651"/>
             <wp:effectExtent b="0" l="0" r="0" t="0"/>
             <wp:docPr descr="" title="" id="71" name="Picture"/>
             <a:graphic>
@@ -10406,7 +10425,7 @@
                   <pic:spPr bwMode="auto">
                     <a:xfrm>
                       <a:off x="0" y="0"/>
-                      <a:ext cx="3600000" cy="1147651"/>
+                      <a:ext cx="3563758" cy="1147651"/>
                     </a:xfrm>
                     <a:prstGeom prst="rect">
                       <a:avLst/>
@@ -10899,7 +10918,7 @@
         </w:rPr>
         <w:drawing>
           <wp:inline>
-            <wp:extent cx="3600000" cy="695337"/>
+            <wp:extent cx="3600000" cy="686368"/>
             <wp:effectExtent b="0" l="0" r="0" t="0"/>
             <wp:docPr descr="" title="" id="76" name="Picture"/>
             <a:graphic>
@@ -10920,7 +10939,7 @@
                   <pic:spPr bwMode="auto">
                     <a:xfrm>
                       <a:off x="0" y="0"/>
-                      <a:ext cx="3600000" cy="695337"/>
+                      <a:ext cx="3600000" cy="686368"/>
                     </a:xfrm>
                     <a:prstGeom prst="rect">
                       <a:avLst/>
@@ -12461,6 +12480,8 @@
     <w:p>
       <w:pPr>
         <w:pStyle w:val="FirstParagraph"/>
+        <w:ind w:left="480" w:hanging="480"/>
+        <w:spacing w:after="0"/>
       </w:pPr>
       <w:r>
         <w:rPr>
@@ -12590,7 +12611,20 @@
         <w:rPr>
           <w:rFonts w:ascii="Times New Roman" w:hAnsi="Times New Roman" w:eastAsia="Times New Roman" w:cs="Times New Roman"/>
         </w:rPr>
-        <w:t xml:space="preserve">　B.</w:t>
+        <w:t xml:space="preserve">　</w:t>
+      </w:r>
+    </w:p>
+    <w:p>
+      <w:pPr>
+        <w:pStyle w:val="FirstParagraph"/>
+        <w:ind w:left="480" w:hanging="480"/>
+        <w:spacing w:before="0" w:after="0"/>
+      </w:pPr>
+      <w:r>
+        <w:rPr>
+          <w:rFonts w:ascii="Times New Roman" w:hAnsi="Times New Roman" w:eastAsia="Times New Roman" w:cs="Times New Roman"/>
+        </w:rPr>
+        <w:t xml:space="preserve">B.</w:t>
       </w:r>
       <w:r>
         <w:rPr>
@@ -12660,7 +12694,20 @@
         <w:rPr>
           <w:rFonts w:ascii="Times New Roman" w:hAnsi="Times New Roman" w:eastAsia="Times New Roman" w:cs="Times New Roman"/>
         </w:rPr>
-        <w:t xml:space="preserve">　C.</w:t>
+        <w:t xml:space="preserve">　</w:t>
+      </w:r>
+    </w:p>
+    <w:p>
+      <w:pPr>
+        <w:pStyle w:val="FirstParagraph"/>
+        <w:ind w:left="480" w:hanging="480"/>
+        <w:spacing w:before="0" w:after="0"/>
+      </w:pPr>
+      <w:r>
+        <w:rPr>
+          <w:rFonts w:ascii="Times New Roman" w:hAnsi="Times New Roman" w:eastAsia="Times New Roman" w:cs="Times New Roman"/>
+        </w:rPr>
+        <w:t xml:space="preserve">C.</w:t>
       </w:r>
       <w:r>
         <w:rPr>
@@ -12718,7 +12765,20 @@
         <w:rPr>
           <w:rFonts w:ascii="Times New Roman" w:hAnsi="Times New Roman" w:eastAsia="Times New Roman" w:cs="Times New Roman"/>
         </w:rPr>
-        <w:t xml:space="preserve">　D.</w:t>
+        <w:t xml:space="preserve">　</w:t>
+      </w:r>
+    </w:p>
+    <w:p>
+      <w:pPr>
+        <w:pStyle w:val="FirstParagraph"/>
+        <w:ind w:left="480" w:hanging="480"/>
+        <w:spacing w:before="0" w:after="180"/>
+      </w:pPr>
+      <w:r>
+        <w:rPr>
+          <w:rFonts w:ascii="Times New Roman" w:hAnsi="Times New Roman" w:eastAsia="Times New Roman" w:cs="Times New Roman"/>
+        </w:rPr>
+        <w:t xml:space="preserve">D.</w:t>
       </w:r>
       <w:r>
         <w:rPr>
@@ -13978,7 +14038,7 @@
         </w:rPr>
         <w:drawing>
           <wp:inline>
-            <wp:extent cx="3600000" cy="1305221"/>
+            <wp:extent cx="3600000" cy="1296142"/>
             <wp:effectExtent b="0" l="0" r="0" t="0"/>
             <wp:docPr descr="" title="" id="91" name="Picture"/>
             <a:graphic>
@@ -13999,7 +14059,7 @@
                   <pic:spPr bwMode="auto">
                     <a:xfrm>
                       <a:off x="0" y="0"/>
-                      <a:ext cx="3600000" cy="1305221"/>
+                      <a:ext cx="3600000" cy="1296142"/>
                     </a:xfrm>
                     <a:prstGeom prst="rect">
                       <a:avLst/>
@@ -18035,7 +18095,7 @@
         </w:rPr>
         <w:drawing>
           <wp:inline>
-            <wp:extent cx="3240000" cy="2673000"/>
+            <wp:extent cx="3240000" cy="2665957"/>
             <wp:effectExtent b="0" l="0" r="0" t="0"/>
             <wp:docPr descr="" title="" id="108" name="Picture"/>
             <a:graphic>
@@ -18056,7 +18116,7 @@
                   <pic:spPr bwMode="auto">
                     <a:xfrm>
                       <a:off x="0" y="0"/>
-                      <a:ext cx="3240000" cy="2673000"/>
+                      <a:ext cx="3240000" cy="2665957"/>
                     </a:xfrm>
                     <a:prstGeom prst="rect">
                       <a:avLst/>

--- a/00-首页/题组Word/专项卷/二分册/专项卷IX-教师版.docx
+++ b/00-首页/题组Word/专项卷/二分册/专项卷IX-教师版.docx
@@ -1074,6 +1074,14 @@
         <w:tblStyle w:val="Table"/>
         <w:tblW w:type="pct" w:w="5000"/>
         <w:tblLayout w:type="fixed"/>
+        <w:tblBorders>
+          <w:top w:val="single" w:sz="12" w:space="0" w:color="000000"/>
+          <w:left w:val="none" w:sz="0" w:space="0" w:color="auto"/>
+          <w:bottom w:val="single" w:sz="12" w:space="0" w:color="000000"/>
+          <w:right w:val="none" w:sz="0" w:space="0" w:color="auto"/>
+          <w:insideH w:val="none" w:sz="0" w:space="0" w:color="auto"/>
+          <w:insideV w:val="none" w:sz="0" w:space="0" w:color="auto"/>
+        </w:tblBorders>
         <w:tblLook w:firstRow="1" w:lastRow="0" w:firstColumn="0" w:lastColumn="0" w:noHBand="0" w:noVBand="0" w:val="0020"/>
       </w:tblPr>
       <w:tblGrid>
@@ -1090,7 +1098,11 @@
           <w:tblHeader w:val="on"/>
         </w:trPr>
         <w:tc>
-          <w:tcPr/>
+          <w:tcPr>
+            <w:tcBorders>
+              <w:bottom w:val="single" w:sz="8" w:space="0" w:color="000000"/>
+            </w:tcBorders>
+          </w:tcPr>
           <w:p>
             <w:pPr>
               <w:pStyle w:val="Compact"/>
@@ -1106,7 +1118,11 @@
           </w:p>
         </w:tc>
         <w:tc>
-          <w:tcPr/>
+          <w:tcPr>
+            <w:tcBorders>
+              <w:bottom w:val="single" w:sz="8" w:space="0" w:color="000000"/>
+            </w:tcBorders>
+          </w:tcPr>
           <w:p>
             <w:pPr>
               <w:pStyle w:val="Compact"/>
@@ -1122,7 +1138,11 @@
           </w:p>
         </w:tc>
         <w:tc>
-          <w:tcPr/>
+          <w:tcPr>
+            <w:tcBorders>
+              <w:bottom w:val="single" w:sz="8" w:space="0" w:color="000000"/>
+            </w:tcBorders>
+          </w:tcPr>
           <w:p>
             <w:pPr>
               <w:pStyle w:val="Compact"/>
@@ -1138,7 +1158,11 @@
           </w:p>
         </w:tc>
         <w:tc>
-          <w:tcPr/>
+          <w:tcPr>
+            <w:tcBorders>
+              <w:bottom w:val="single" w:sz="8" w:space="0" w:color="000000"/>
+            </w:tcBorders>
+          </w:tcPr>
           <w:p>
             <w:pPr>
               <w:pStyle w:val="Compact"/>
@@ -1154,7 +1178,11 @@
           </w:p>
         </w:tc>
         <w:tc>
-          <w:tcPr/>
+          <w:tcPr>
+            <w:tcBorders>
+              <w:bottom w:val="single" w:sz="8" w:space="0" w:color="000000"/>
+            </w:tcBorders>
+          </w:tcPr>
           <w:p>
             <w:pPr>
               <w:pStyle w:val="Compact"/>
@@ -1170,7 +1198,11 @@
           </w:p>
         </w:tc>
         <w:tc>
-          <w:tcPr/>
+          <w:tcPr>
+            <w:tcBorders>
+              <w:bottom w:val="single" w:sz="8" w:space="0" w:color="000000"/>
+            </w:tcBorders>
+          </w:tcPr>
           <w:p>
             <w:pPr>
               <w:pStyle w:val="Compact"/>
@@ -1186,7 +1218,11 @@
           </w:p>
         </w:tc>
         <w:tc>
-          <w:tcPr/>
+          <w:tcPr>
+            <w:tcBorders>
+              <w:bottom w:val="single" w:sz="8" w:space="0" w:color="000000"/>
+            </w:tcBorders>
+          </w:tcPr>
           <w:p>
             <w:pPr>
               <w:pStyle w:val="Compact"/>
@@ -1891,6 +1927,7 @@
     <w:p>
       <w:pPr>
         <w:pStyle w:val="BodyText"/>
+        <w:spacing w:before="0" w:after="0"/>
       </w:pPr>
       <w:r>
         <w:rPr>
@@ -2020,6 +2057,7 @@
     <w:p>
       <w:pPr>
         <w:pStyle w:val="BodyText"/>
+        <w:spacing w:before="0" w:after="0"/>
       </w:pPr>
       <w:r>
         <w:rPr>
@@ -2196,6 +2234,7 @@
     <w:p>
       <w:pPr>
         <w:pStyle w:val="BodyText"/>
+        <w:spacing w:before="0" w:after="0"/>
       </w:pPr>
       <w:r>
         <w:rPr>
@@ -2301,6 +2340,7 @@
     <w:p>
       <w:pPr>
         <w:pStyle w:val="BodyText"/>
+        <w:spacing w:before="0" w:after="0"/>
       </w:pPr>
       <w:r>
         <w:rPr>
@@ -6908,6 +6948,14 @@
       <w:tblPr>
         <w:tblStyle w:val="Table"/>
         <w:tblW w:type="auto" w:w="0"/>
+        <w:tblBorders>
+          <w:top w:val="single" w:sz="12" w:space="0" w:color="000000"/>
+          <w:left w:val="none" w:sz="0" w:space="0" w:color="auto"/>
+          <w:bottom w:val="single" w:sz="12" w:space="0" w:color="000000"/>
+          <w:right w:val="none" w:sz="0" w:space="0" w:color="auto"/>
+          <w:insideH w:val="none" w:sz="0" w:space="0" w:color="auto"/>
+          <w:insideV w:val="none" w:sz="0" w:space="0" w:color="auto"/>
+        </w:tblBorders>
         <w:tblLook w:firstRow="1" w:lastRow="0" w:firstColumn="0" w:lastColumn="0" w:noHBand="0" w:noVBand="0" w:val="0020"/>
       </w:tblPr>
       <w:tblGrid>
@@ -6921,7 +6969,11 @@
           <w:tblHeader w:val="on"/>
         </w:trPr>
         <w:tc>
-          <w:tcPr/>
+          <w:tcPr>
+            <w:tcBorders>
+              <w:bottom w:val="single" w:sz="8" w:space="0" w:color="000000"/>
+            </w:tcBorders>
+          </w:tcPr>
           <w:p>
             <w:pPr>
               <w:pStyle w:val="Compact"/>
@@ -6937,7 +6989,11 @@
           </w:p>
         </w:tc>
         <w:tc>
-          <w:tcPr/>
+          <w:tcPr>
+            <w:tcBorders>
+              <w:bottom w:val="single" w:sz="8" w:space="0" w:color="000000"/>
+            </w:tcBorders>
+          </w:tcPr>
           <w:p>
             <w:pPr>
               <w:pStyle w:val="Compact"/>
@@ -6953,7 +7009,11 @@
           </w:p>
         </w:tc>
         <w:tc>
-          <w:tcPr/>
+          <w:tcPr>
+            <w:tcBorders>
+              <w:bottom w:val="single" w:sz="8" w:space="0" w:color="000000"/>
+            </w:tcBorders>
+          </w:tcPr>
           <w:p>
             <w:pPr>
               <w:pStyle w:val="Compact"/>
@@ -6969,7 +7029,11 @@
           </w:p>
         </w:tc>
         <w:tc>
-          <w:tcPr/>
+          <w:tcPr>
+            <w:tcBorders>
+              <w:bottom w:val="single" w:sz="8" w:space="0" w:color="000000"/>
+            </w:tcBorders>
+          </w:tcPr>
           <w:p>
             <w:pPr>
               <w:pStyle w:val="Compact"/>
@@ -7807,6 +7871,7 @@
     <w:p>
       <w:pPr>
         <w:pStyle w:val="BodyText"/>
+        <w:spacing w:before="0" w:after="0"/>
       </w:pPr>
       <w:r>
         <w:rPr>
@@ -7943,6 +8008,7 @@
     <w:p>
       <w:pPr>
         <w:pStyle w:val="BodyText"/>
+        <w:spacing w:before="0" w:after="0"/>
       </w:pPr>
       <w:r>
         <w:rPr>
@@ -8478,8 +8544,8 @@
     <w:p>
       <w:pPr>
         <w:pStyle w:val="BodyText"/>
+        <w:spacing w:before="0" w:after="0"/>
         <w:ind w:left="480" w:hanging="480"/>
-        <w:spacing w:after="0"/>
       </w:pPr>
       <w:r>
         <w:rPr>
@@ -8503,8 +8569,8 @@
     <w:p>
       <w:pPr>
         <w:pStyle w:val="BodyText"/>
+        <w:spacing w:before="0" w:after="0"/>
         <w:ind w:left="480" w:hanging="480"/>
-        <w:spacing w:before="0" w:after="0"/>
       </w:pPr>
       <w:r>
         <w:rPr>
@@ -8580,33 +8646,33 @@
     <w:p>
       <w:pPr>
         <w:pStyle w:val="BodyText"/>
+        <w:spacing w:before="0" w:after="0"/>
         <w:ind w:left="480" w:hanging="480"/>
+      </w:pPr>
+      <w:r>
+        <w:rPr>
+          <w:rFonts w:ascii="Times New Roman" w:hAnsi="Times New Roman" w:eastAsia="Times New Roman" w:cs="Times New Roman"/>
+        </w:rPr>
+        <w:t xml:space="preserve">C. </w:t>
+      </w:r>
+      <w:r>
+        <w:rPr>
+          <w:rFonts w:hint="eastAsia" w:ascii="Times New Roman" w:hAnsi="Times New Roman" w:eastAsia="FangSong" w:cs="Times New Roman"/>
+        </w:rPr>
+        <w:t xml:space="preserve">尼古丁和苯并芘固态时都属分子晶体</w:t>
+      </w:r>
+      <w:r>
+        <w:rPr>
+          <w:rFonts w:ascii="Times New Roman" w:hAnsi="Times New Roman" w:eastAsia="Times New Roman" w:cs="Times New Roman"/>
+        </w:rPr>
+        <w:t xml:space="preserve"> </w:t>
+      </w:r>
+    </w:p>
+    <w:p>
+      <w:pPr>
+        <w:pStyle w:val="BodyText"/>
         <w:spacing w:before="0" w:after="0"/>
-      </w:pPr>
-      <w:r>
-        <w:rPr>
-          <w:rFonts w:ascii="Times New Roman" w:hAnsi="Times New Roman" w:eastAsia="Times New Roman" w:cs="Times New Roman"/>
-        </w:rPr>
-        <w:t xml:space="preserve">C. </w:t>
-      </w:r>
-      <w:r>
-        <w:rPr>
-          <w:rFonts w:hint="eastAsia" w:ascii="Times New Roman" w:hAnsi="Times New Roman" w:eastAsia="FangSong" w:cs="Times New Roman"/>
-        </w:rPr>
-        <w:t xml:space="preserve">尼古丁和苯并芘固态时都属分子晶体</w:t>
-      </w:r>
-      <w:r>
-        <w:rPr>
-          <w:rFonts w:ascii="Times New Roman" w:hAnsi="Times New Roman" w:eastAsia="Times New Roman" w:cs="Times New Roman"/>
-        </w:rPr>
-        <w:t xml:space="preserve"> </w:t>
-      </w:r>
-    </w:p>
-    <w:p>
-      <w:pPr>
-        <w:pStyle w:val="BodyText"/>
         <w:ind w:left="480" w:hanging="480"/>
-        <w:spacing w:before="0" w:after="180"/>
       </w:pPr>
       <w:r>
         <w:rPr>
@@ -12096,6 +12162,14 @@
       <w:tblPr>
         <w:tblStyle w:val="Table"/>
         <w:tblW w:type="auto" w:w="0"/>
+        <w:tblBorders>
+          <w:top w:val="single" w:sz="12" w:space="0" w:color="000000"/>
+          <w:left w:val="none" w:sz="0" w:space="0" w:color="auto"/>
+          <w:bottom w:val="single" w:sz="12" w:space="0" w:color="000000"/>
+          <w:right w:val="none" w:sz="0" w:space="0" w:color="auto"/>
+          <w:insideH w:val="none" w:sz="0" w:space="0" w:color="auto"/>
+          <w:insideV w:val="none" w:sz="0" w:space="0" w:color="auto"/>
+        </w:tblBorders>
         <w:tblLook w:firstRow="1" w:lastRow="0" w:firstColumn="0" w:lastColumn="0" w:noHBand="0" w:noVBand="0" w:val="0020"/>
       </w:tblPr>
       <w:tblGrid>
@@ -12107,7 +12181,11 @@
           <w:tblHeader w:val="on"/>
         </w:trPr>
         <w:tc>
-          <w:tcPr/>
+          <w:tcPr>
+            <w:tcBorders>
+              <w:bottom w:val="single" w:sz="8" w:space="0" w:color="000000"/>
+            </w:tcBorders>
+          </w:tcPr>
           <w:p>
             <w:pPr>
               <w:pStyle w:val="Compact"/>
@@ -12123,7 +12201,11 @@
           </w:p>
         </w:tc>
         <w:tc>
-          <w:tcPr/>
+          <w:tcPr>
+            <w:tcBorders>
+              <w:bottom w:val="single" w:sz="8" w:space="0" w:color="000000"/>
+            </w:tcBorders>
+          </w:tcPr>
           <w:p>
             <w:pPr>
               <w:pStyle w:val="Compact"/>
@@ -12480,8 +12562,8 @@
     <w:p>
       <w:pPr>
         <w:pStyle w:val="FirstParagraph"/>
+        <w:spacing w:before="0" w:after="0"/>
         <w:ind w:left="480" w:hanging="480"/>
-        <w:spacing w:after="0"/>
       </w:pPr>
       <w:r>
         <w:rPr>
@@ -12617,8 +12699,8 @@
     <w:p>
       <w:pPr>
         <w:pStyle w:val="FirstParagraph"/>
+        <w:spacing w:before="0" w:after="0"/>
         <w:ind w:left="480" w:hanging="480"/>
-        <w:spacing w:before="0" w:after="0"/>
       </w:pPr>
       <w:r>
         <w:rPr>
@@ -12700,8 +12782,8 @@
     <w:p>
       <w:pPr>
         <w:pStyle w:val="FirstParagraph"/>
+        <w:spacing w:before="0" w:after="0"/>
         <w:ind w:left="480" w:hanging="480"/>
-        <w:spacing w:before="0" w:after="0"/>
       </w:pPr>
       <w:r>
         <w:rPr>
@@ -12771,8 +12853,8 @@
     <w:p>
       <w:pPr>
         <w:pStyle w:val="FirstParagraph"/>
+        <w:spacing w:before="0" w:after="0"/>
         <w:ind w:left="480" w:hanging="480"/>
-        <w:spacing w:before="0" w:after="180"/>
       </w:pPr>
       <w:r>
         <w:rPr>
@@ -19497,7 +19579,7 @@
     <ns0:rPr>
       <ns0:rFonts ns0:ascii="Times New Roman" ns0:cs="Times New Roman" ns0:eastAsia="SimHei" ns0:hAnsi="Times New Roman"/>
       <ns0:b/>
-      <ns0:color ns0:val="17324D"/>
+      <ns0:color ns0:val="000000"/>
       <ns0:sz ns0:val="44"/>
       <ns0:szCs ns0:val="56"/>
     </ns0:rPr>
@@ -19639,7 +19721,7 @@
     <ns0:rPr>
       <ns0:rFonts ns0:ascii="Times New Roman" ns0:cs="Times New Roman" ns0:eastAsia="SimHei" ns0:hAnsi="Times New Roman"/>
       <ns0:b/>
-      <ns0:color ns0:val="17324D"/>
+      <ns0:color ns0:val="000000"/>
       <ns0:sz ns0:val="32"/>
       <ns0:szCs ns0:val="40"/>
     </ns0:rPr>
@@ -19663,7 +19745,7 @@
     <ns0:rPr>
       <ns0:rFonts ns0:ascii="Times New Roman" ns0:cs="Times New Roman" ns0:eastAsia="SimHei" ns0:hAnsi="Times New Roman"/>
       <ns0:b/>
-      <ns0:color ns0:val="17324D"/>
+      <ns0:color ns0:val="000000"/>
       <ns0:sz ns0:val="28"/>
       <ns0:szCs ns0:val="32"/>
     </ns0:rPr>
@@ -19687,7 +19769,7 @@
     <ns0:rPr>
       <ns0:rFonts ns0:ascii="Times New Roman" ns0:cs="Times New Roman" ns0:eastAsia="SimHei" ns0:hAnsi="Times New Roman"/>
       <ns0:b/>
-      <ns0:color ns0:val="17324D"/>
+      <ns0:color ns0:val="000000"/>
       <ns0:sz ns0:val="25"/>
       <ns0:szCs ns0:val="28"/>
     </ns0:rPr>
